--- a/companies/calderwood-partners/Engagements/Poole, Mcknight and Rush/2019.02.25 - Kickoff Memo - Capital Allocation Review.docx
+++ b/companies/calderwood-partners/Engagements/Poole, Mcknight and Rush/2019.02.25 - Kickoff Memo - Capital Allocation Review.docx
@@ -4,30 +4,40 @@
   <w:body>
     <w:p>
       <w:r>
-        <w:t>To: Deborah Jimenez</w:t>
+        <w:t>To: Engagement Team</w:t>
       </w:r>
     </w:p>
     <w:p>
       <w:r>
-        <w:t>From: Brenda Clayton</w:t>
+        <w:t>From: Brenda Clayton, Consultant</w:t>
       </w:r>
     </w:p>
     <w:p>
       <w:r>
-        <w:t>Subject: Kickoff, Capital Allocation Review for Poole, Mcknight and Rush</w:t>
+        <w:t>Re: Kickoff, Capital Allocation Review for Poole, Mcknight and Rush</w:t>
       </w:r>
     </w:p>
     <w:p>
       <w:r>
-        <w:t>This engagement begins on February 22, 2019. What we owe Poole, Mcknight and Rush is a clear account of how it allocates capital today and a method it can use to allocate it better, set down in a form the client can run without us standing over it. In concrete terms that is four deliverables: a map of the current capital process, a history of where the capital has gone, an assessment of the criteria the client uses to weigh one request against another, and a recommended way to rank requests and govern the decisions behind them. The engagement letter is signed, so we are working to that scope and not reopening it. I have set this memo out in the order I expect us to work, and each part below names who carries it.</w:t>
+        <w:t>We start on February 22, 2019. This memo sets the objective and the shape of the work so we begin from one reading of it. Our charge from Poole, Mcknight and Rush is narrow: help the company decide where its capital should go next, and what moving it would take. Everything we do serves that and nothing else. Where a question is interesting but off that line, we note it and set it aside.</w:t>
+      </w:r>
+    </w:p>
+    <w:p>
+      <w:r>
+        <w:t>Our contact on the client side is Sandra Flores, their Chief Operating Officer. Requests to their staff go through her office, so no one there is asked for the same file twice. Deborah Jimenez runs the engagement and sets the cadence; I hold the analysis and the exhibits beneath it. If you are unsure who owns a piece, ask early rather than guess.</w:t>
+      </w:r>
+    </w:p>
+    <w:p>
+      <w:r>
+        <w:t>The work runs about six months. I read it as three stretches: building the current picture and the returns, framing and testing the options, then the recommendation and the handover. We are at the very front of the first. That is where the time goes now, because every option we frame later is only as sound as the deployment and returns work under it.</w:t>
       </w:r>
     </w:p>
     <w:p>
       <w:pPr>
-        <w:pStyle w:val="Heading2"/>
+        <w:pStyle w:val="Heading1"/>
       </w:pPr>
       <w:r>
-        <w:t>The work, in four parts</w:t>
+        <w:t>How the work divides</w:t>
       </w:r>
     </w:p>
     <w:p>
@@ -35,7 +45,7 @@
         <w:pStyle w:val="ListBullet"/>
       </w:pPr>
       <w:r>
-        <w:t>The current process. I will document how a capital request is raised, how it is evaluated, who signs off, how it is funded, and whether anyone returns to it after the money is spent. We start here, because every later piece is read against it.</w:t>
+        <w:t>Current deployment. Build the picture of where the company's capital sits today, business by business and, where the records allow, project by project. This is the base everything else stands on, so it goes first and I will not hurry it.</w:t>
       </w:r>
     </w:p>
     <w:p>
@@ -43,7 +53,7 @@
         <w:pStyle w:val="ListBullet"/>
       </w:pPr>
       <w:r>
-        <w:t>The spending history. We build a picture of where capital has gone over recent years, split by purpose and by the unit that spent it, drawn from the client's own records rather than from anyone's memory of them.</w:t>
+        <w:t>Returns on capital. For each business, tie the capital committed to what it has returned. Source every figure to the client's own ledger; we will be asked to show our working. Where shared overhead has to be split, agree the split before we cut the numbers, not after.</w:t>
       </w:r>
     </w:p>
     <w:p>
@@ -51,7 +61,7 @@
         <w:pStyle w:val="ListBullet"/>
       </w:pPr>
       <w:r>
-        <w:t>The evaluation criteria. We test the hurdle rates, the payback thresholds, and the strategic judgments the client applies, and we check whether they hold steady across the business or drift from one unit to the next. My working assumption is that they drift, but the point is to show it, not to assert it.</w:t>
+        <w:t>The allocation process. Document how reinvestment gets decided today and the hurdle a new commitment is held to. Note where the practice and the stated policy diverge, because that gap is usually where the recommendation lives.</w:t>
       </w:r>
     </w:p>
     <w:p>
@@ -59,76 +69,38 @@
         <w:pStyle w:val="ListBullet"/>
       </w:pPr>
       <w:r>
-        <w:t>The recommendation. We design a single method for ranking requests and a governance process for the decisions. This piece follows the first three and does not run ahead of them; a ranking method built before we understand the current one would be a guess.</w:t>
+        <w:t>Options and plan. Once the first three are solid, frame the reallocation options with what each requires and returns, then sequence the ones worth doing. This rests on the three above and must not run ahead of them.</w:t>
       </w:r>
     </w:p>
     <w:p>
       <w:pPr>
-        <w:pStyle w:val="Heading2"/>
+        <w:pStyle w:val="Heading1"/>
       </w:pPr>
       <w:r>
-        <w:t>Open questions for the team</w:t>
+        <w:t>How we keep the work</w:t>
+      </w:r>
+    </w:p>
+    <w:p>
+      <w:r>
+        <w:t>Two habits carry through all four workstreams. Every figure ties to a source in the client's own records, so a number can be traced back long after we have gone. And we label a finding as a finding and a recommendation as a recommendation, and never let the one drift into the other. When a number is soft, we mark it soft rather than round it into something firmer than it is.</w:t>
       </w:r>
     </w:p>
     <w:p>
       <w:pPr>
-        <w:pStyle w:val="ListBullet"/>
+        <w:pStyle w:val="Heading1"/>
       </w:pPr>
       <w:r>
-        <w:t>Which units are in scope. The letter frames the review across the whole business; before we map anything I want a written list of the units we are actually covering, so we do not spend a week documenting a division no one asked about.</w:t>
-      </w:r>
-    </w:p>
-    <w:p>
-      <w:pPr>
-        <w:pStyle w:val="ListBullet"/>
-      </w:pPr>
-      <w:r>
-        <w:t>Who owns the numbers on the client side. Deborah Jimenez will settle a single point of contact with Sandra Flores, the client's Chief Operating Officer, so our questions do not scatter across their finance staff and come back inconsistent.</w:t>
-      </w:r>
-    </w:p>
-    <w:p>
-      <w:pPr>
-        <w:pStyle w:val="ListBullet"/>
-      </w:pPr>
-      <w:r>
-        <w:t>How far back the history runs. We agree the number of years before we pull the data, not after, so we are not re-pulling it a month from now.</w:t>
-      </w:r>
-    </w:p>
-    <w:p>
-      <w:pPr>
-        <w:pStyle w:val="Heading2"/>
-      </w:pPr>
-      <w:r>
-        <w:t>Immediate steps</w:t>
-      </w:r>
-    </w:p>
-    <w:p>
-      <w:pPr>
-        <w:pStyle w:val="ListBullet"/>
-      </w:pPr>
-      <w:r>
-        <w:t>I circulate one consolidated data request this week and open a log of what we have asked for and what has come back.</w:t>
-      </w:r>
-    </w:p>
-    <w:p>
-      <w:pPr>
-        <w:pStyle w:val="ListBullet"/>
-      </w:pPr>
-      <w:r>
-        <w:t>Deborah Jimenez confirms data access and the client point of contact with Sandra Flores.</w:t>
-      </w:r>
-    </w:p>
-    <w:p>
-      <w:pPr>
-        <w:pStyle w:val="ListBullet"/>
-      </w:pPr>
-      <w:r>
-        <w:t>We hold our first internal working session at the end of next week. Bring what you have, including the gaps you have not yet closed.</w:t>
+        <w:t>This week</w:t>
       </w:r>
     </w:p>
     <w:p>
       <w:r>
-        <w:t>We send the client nothing that characterizes a result at this stage, because there is no result to characterize. We have a scope, a team, and a data request going out this week. I will keep the request log current, so that at any point the three of us know exactly what is still outstanding and who we are waiting on.</w:t>
+        <w:t>I will send the consolidated data request to Sandra Flores and get the kickoff session onto calendars. Deborah Jimenez, hold thirty minutes with me before that session so we agree what we are asking for and why; a tight first request saves us three follow-ups later. Keep a running log of every request and what comes back, so the first time a number is questioned we can show where it came from.</w:t>
+      </w:r>
+    </w:p>
+    <w:p>
+      <w:r>
+        <w:t>One assumption I do not want us carrying unexamined: that the way the company reports capital by business lines up with how the businesses actually run. If it does not, the returns work changes shape and some cuts will not tie. Flag it the moment the segment definitions arrive, while we can still act on it. The first task is mine, and the data request goes out the day we begin.</w:t>
       </w:r>
     </w:p>
     <w:sectPr>
